--- a/04_JobKitAI/output/naukri/Infosys_API_Tester_Vishnudeep_Jayam.docx
+++ b/04_JobKitAI/output/naukri/Infosys_API_Tester_Vishnudeep_Jayam.docx
@@ -68,7 +68,7 @@
         </w:rPr>
         <w:t xml:space="preserve">  •  </w:t>
       </w:r>
-      <w:hyperlink w:history="1" r:id="rIdbb16v9bl1diz8ajnn0jml">
+      <w:hyperlink w:history="1" r:id="rIdomgk5n5xt5d4fh2rc11is">
         <w:r>
           <w:rPr>
             <w:rFonts w:ascii="Calibri" w:cs="Calibri" w:eastAsia="Calibri" w:hAnsi="Calibri"/>
@@ -160,7 +160,7 @@
           <w:sz w:val="20"/>
           <w:szCs w:val="20"/>
         </w:rPr>
-        <w:t xml:space="preserve"> of experience across UI and API test automation — from tool selection and framework design to script development, suite execution, and defect reporting. </w:t>
+        <w:t xml:space="preserve"> of experience across UI and API test automation — from tool selection and framework design through script development, suite execution, and defect reporting. </w:t>
       </w:r>
       <w:r>
         <w:rPr>
@@ -171,7 +171,7 @@
           <w:highlight w:val="yellow"/>
           <w:highlightCs w:val="yellow"/>
         </w:rPr>
-        <w:t xml:space="preserve">automated backend APIs with REST Assured and Postman, and built Python-based API test suites</w:t>
+        <w:t xml:space="preserve">Automated backend APIs with REST Assured and Postman, and built Python-based API test suites</w:t>
       </w:r>
       <w:r>
         <w:rPr>
@@ -191,7 +191,7 @@
           <w:highlight w:val="yellow"/>
           <w:highlightCs w:val="yellow"/>
         </w:rPr>
-        <w:t xml:space="preserve">designed Selenium + Java + TestNG automation frameworks across e-commerce, automotive, and enterprise web platforms</w:t>
+        <w:t xml:space="preserve">Designed Selenium + Java + TestNG automation frameworks across e-commerce, automotive, and enterprise web platforms</w:t>
       </w:r>
       <w:r>
         <w:rPr>
@@ -323,7 +323,38 @@
           <w:sz w:val="20"/>
           <w:szCs w:val="20"/>
         </w:rPr>
-        <w:t xml:space="preserve"> · Playwright · Cucumber (BDD) · TestNG · Page Object Model</w:t>
+        <w:t xml:space="preserve"> · Playwright · Cucumber (BDD) · </w:t>
+      </w:r>
+      <w:r>
+        <w:rPr>
+          <w:rFonts w:ascii="Calibri" w:cs="Calibri" w:eastAsia="Calibri" w:hAnsi="Calibri"/>
+          <w:color w:val="3D4451"/>
+          <w:sz w:val="20"/>
+          <w:szCs w:val="20"/>
+          <w:highlight w:val="yellow"/>
+          <w:highlightCs w:val="yellow"/>
+        </w:rPr>
+        <w:t xml:space="preserve">TestNG</w:t>
+      </w:r>
+      <w:r>
+        <w:rPr>
+          <w:rFonts w:ascii="Calibri" w:cs="Calibri" w:eastAsia="Calibri" w:hAnsi="Calibri"/>
+          <w:color w:val="3D4451"/>
+          <w:sz w:val="20"/>
+          <w:szCs w:val="20"/>
+        </w:rPr>
+        <w:t xml:space="preserve"> · Page Object Model · </w:t>
+      </w:r>
+      <w:r>
+        <w:rPr>
+          <w:rFonts w:ascii="Calibri" w:cs="Calibri" w:eastAsia="Calibri" w:hAnsi="Calibri"/>
+          <w:color w:val="3D4451"/>
+          <w:sz w:val="20"/>
+          <w:szCs w:val="20"/>
+          <w:highlight w:val="yellow"/>
+          <w:highlightCs w:val="yellow"/>
+        </w:rPr>
+        <w:t xml:space="preserve">Selenium Grid</w:t>
       </w:r>
     </w:p>
     <w:p>
@@ -347,8 +378,19 @@
           <w:color w:val="3D4451"/>
           <w:sz w:val="20"/>
           <w:szCs w:val="20"/>
-        </w:rPr>
-        <w:t xml:space="preserve">Java · TypeScript · Python · PHP (Codeception)</w:t>
+          <w:highlight w:val="yellow"/>
+          <w:highlightCs w:val="yellow"/>
+        </w:rPr>
+        <w:t xml:space="preserve">Java</w:t>
+      </w:r>
+      <w:r>
+        <w:rPr>
+          <w:rFonts w:ascii="Calibri" w:cs="Calibri" w:eastAsia="Calibri" w:hAnsi="Calibri"/>
+          <w:color w:val="3D4451"/>
+          <w:sz w:val="20"/>
+          <w:szCs w:val="20"/>
+        </w:rPr>
+        <w:t xml:space="preserve"> · TypeScript · Python · PHP (Codeception)</w:t>
       </w:r>
     </w:p>
     <w:p>
@@ -364,16 +406,56 @@
           <w:sz w:val="20"/>
           <w:szCs w:val="20"/>
         </w:rPr>
-        <w:t xml:space="preserve">CI/CD &amp; Build Tools  </w:t>
-      </w:r>
-      <w:r>
-        <w:rPr>
-          <w:rFonts w:ascii="Calibri" w:cs="Calibri" w:eastAsia="Calibri" w:hAnsi="Calibri"/>
-          <w:color w:val="3D4451"/>
-          <w:sz w:val="20"/>
-          <w:szCs w:val="20"/>
-        </w:rPr>
-        <w:t xml:space="preserve">Jenkins · Gradle · Maven · Travis CI · Git · GitHub</w:t>
+        <w:t xml:space="preserve">CI/CD, Build &amp; Cloud  </w:t>
+      </w:r>
+      <w:r>
+        <w:rPr>
+          <w:rFonts w:ascii="Calibri" w:cs="Calibri" w:eastAsia="Calibri" w:hAnsi="Calibri"/>
+          <w:color w:val="3D4451"/>
+          <w:sz w:val="20"/>
+          <w:szCs w:val="20"/>
+        </w:rPr>
+        <w:t xml:space="preserve">Jenkins · </w:t>
+      </w:r>
+      <w:r>
+        <w:rPr>
+          <w:rFonts w:ascii="Calibri" w:cs="Calibri" w:eastAsia="Calibri" w:hAnsi="Calibri"/>
+          <w:color w:val="3D4451"/>
+          <w:sz w:val="20"/>
+          <w:szCs w:val="20"/>
+          <w:highlight w:val="yellow"/>
+          <w:highlightCs w:val="yellow"/>
+        </w:rPr>
+        <w:t xml:space="preserve">Gradle</w:t>
+      </w:r>
+      <w:r>
+        <w:rPr>
+          <w:rFonts w:ascii="Calibri" w:cs="Calibri" w:eastAsia="Calibri" w:hAnsi="Calibri"/>
+          <w:color w:val="3D4451"/>
+          <w:sz w:val="20"/>
+          <w:szCs w:val="20"/>
+        </w:rPr>
+        <w:t xml:space="preserve"> · </w:t>
+      </w:r>
+      <w:r>
+        <w:rPr>
+          <w:rFonts w:ascii="Calibri" w:cs="Calibri" w:eastAsia="Calibri" w:hAnsi="Calibri"/>
+          <w:color w:val="3D4451"/>
+          <w:sz w:val="20"/>
+          <w:szCs w:val="20"/>
+          <w:highlight w:val="yellow"/>
+          <w:highlightCs w:val="yellow"/>
+        </w:rPr>
+        <w:t xml:space="preserve">Maven</w:t>
+      </w:r>
+      <w:r>
+        <w:rPr>
+          <w:rFonts w:ascii="Calibri" w:cs="Calibri" w:eastAsia="Calibri" w:hAnsi="Calibri"/>
+          <w:color w:val="3D4451"/>
+          <w:sz w:val="20"/>
+          <w:szCs w:val="20"/>
+        </w:rPr>
+        <w:t xml:space="preserve"> · Travis CI · Git · GitHub · AWS</w:t>
       </w:r>
     </w:p>
     <w:p>
@@ -398,7 +480,7 @@
           <w:sz w:val="20"/>
           <w:szCs w:val="20"/>
         </w:rPr>
-        <w:t xml:space="preserve">TestRail · XRay · Jira · Agile Scrum · Kanban · Test Planning &amp; Case Design · Defect Tracking &amp; Reporting</w:t>
+        <w:t xml:space="preserve">TestRail · XRay · Jira · Agile Scrum · Kanban · Test Planning &amp; Case Design · Defect Tracking &amp; Reporting · SDLC / STLC</w:t>
       </w:r>
     </w:p>
     <w:p>
@@ -414,6 +496,31 @@
           <w:sz w:val="20"/>
           <w:szCs w:val="20"/>
         </w:rPr>
+        <w:t xml:space="preserve">Platforms Tested  </w:t>
+      </w:r>
+      <w:r>
+        <w:rPr>
+          <w:rFonts w:ascii="Calibri" w:cs="Calibri" w:eastAsia="Calibri" w:hAnsi="Calibri"/>
+          <w:color w:val="3D4451"/>
+          <w:sz w:val="20"/>
+          <w:szCs w:val="20"/>
+        </w:rPr>
+        <w:t xml:space="preserve">Web (Chrome, Firefox, IE) · Windows Desktop · Android · iOS · Mobile / Tablet</w:t>
+      </w:r>
+    </w:p>
+    <w:p>
+      <w:pPr>
+        <w:spacing w:after="55" w:line="250"/>
+      </w:pPr>
+      <w:r>
+        <w:rPr>
+          <w:rFonts w:ascii="Calibri" w:cs="Calibri" w:eastAsia="Calibri" w:hAnsi="Calibri"/>
+          <w:b/>
+          <w:bCs/>
+          <w:color w:val="1A1A1A"/>
+          <w:sz w:val="20"/>
+          <w:szCs w:val="20"/>
+        </w:rPr>
         <w:t xml:space="preserve">Domain Exposure  </w:t>
       </w:r>
       <w:r>
@@ -424,6 +531,120 @@
           <w:szCs w:val="20"/>
         </w:rPr>
         <w:t xml:space="preserve">Automotive Infotainment Systems (VW) · E-commerce Platforms (Magento) · Enterprise Web Applications</w:t>
+      </w:r>
+    </w:p>
+    <w:p>
+      <w:pPr>
+        <w:spacing w:after="55" w:line="250"/>
+      </w:pPr>
+      <w:r>
+        <w:rPr>
+          <w:rFonts w:ascii="Calibri" w:cs="Calibri" w:eastAsia="Calibri" w:hAnsi="Calibri"/>
+          <w:b/>
+          <w:bCs/>
+          <w:color w:val="B02A1F"/>
+          <w:sz w:val="20"/>
+          <w:szCs w:val="20"/>
+        </w:rPr>
+        <w:t xml:space="preserve">[Gate skills — fill or delete this row]</w:t>
+      </w:r>
+      <w:r>
+        <w:rPr>
+          <w:rFonts w:ascii="Calibri" w:cs="Calibri" w:eastAsia="Calibri" w:hAnsi="Calibri"/>
+          <w:b/>
+          <w:bCs/>
+          <w:color w:val="1A1A1A"/>
+          <w:sz w:val="20"/>
+          <w:szCs w:val="20"/>
+        </w:rPr>
+        <w:t xml:space="preserve">  </w:t>
+      </w:r>
+      <w:r>
+        <w:rPr>
+          <w:rFonts w:ascii="Calibri" w:cs="Calibri" w:eastAsia="Calibri" w:hAnsi="Calibri"/>
+          <w:b/>
+          <w:bCs/>
+          <w:color w:val="B02A1F"/>
+          <w:sz w:val="20"/>
+          <w:szCs w:val="20"/>
+        </w:rPr>
+        <w:t xml:space="preserve">[SQL / Database Validation]</w:t>
+      </w:r>
+      <w:r>
+        <w:rPr>
+          <w:rFonts w:ascii="Calibri" w:cs="Calibri" w:eastAsia="Calibri" w:hAnsi="Calibri"/>
+          <w:color w:val="3D4451"/>
+          <w:sz w:val="20"/>
+          <w:szCs w:val="20"/>
+        </w:rPr>
+        <w:t xml:space="preserve"> · </w:t>
+      </w:r>
+      <w:r>
+        <w:rPr>
+          <w:rFonts w:ascii="Calibri" w:cs="Calibri" w:eastAsia="Calibri" w:hAnsi="Calibri"/>
+          <w:b/>
+          <w:bCs/>
+          <w:color w:val="B02A1F"/>
+          <w:sz w:val="20"/>
+          <w:szCs w:val="20"/>
+        </w:rPr>
+        <w:t xml:space="preserve">[Karate]</w:t>
+      </w:r>
+      <w:r>
+        <w:rPr>
+          <w:rFonts w:ascii="Calibri" w:cs="Calibri" w:eastAsia="Calibri" w:hAnsi="Calibri"/>
+          <w:color w:val="3D4451"/>
+          <w:sz w:val="20"/>
+          <w:szCs w:val="20"/>
+        </w:rPr>
+        <w:t xml:space="preserve"> · </w:t>
+      </w:r>
+      <w:r>
+        <w:rPr>
+          <w:rFonts w:ascii="Calibri" w:cs="Calibri" w:eastAsia="Calibri" w:hAnsi="Calibri"/>
+          <w:b/>
+          <w:bCs/>
+          <w:color w:val="B02A1F"/>
+          <w:sz w:val="20"/>
+          <w:szCs w:val="20"/>
+        </w:rPr>
+        <w:t xml:space="preserve">[SoapUI]</w:t>
+      </w:r>
+      <w:r>
+        <w:rPr>
+          <w:rFonts w:ascii="Calibri" w:cs="Calibri" w:eastAsia="Calibri" w:hAnsi="Calibri"/>
+          <w:color w:val="3D4451"/>
+          <w:sz w:val="20"/>
+          <w:szCs w:val="20"/>
+        </w:rPr>
+        <w:t xml:space="preserve"> · </w:t>
+      </w:r>
+      <w:r>
+        <w:rPr>
+          <w:rFonts w:ascii="Calibri" w:cs="Calibri" w:eastAsia="Calibri" w:hAnsi="Calibri"/>
+          <w:b/>
+          <w:bCs/>
+          <w:color w:val="B02A1F"/>
+          <w:sz w:val="20"/>
+          <w:szCs w:val="20"/>
+        </w:rPr>
+        <w:t xml:space="preserve">[JUnit]</w:t>
+      </w:r>
+    </w:p>
+    <w:p>
+      <w:pPr>
+        <w:spacing w:after="60" w:before="60" w:line="240"/>
+      </w:pPr>
+      <w:r>
+        <w:rPr>
+          <w:rFonts w:ascii="Calibri" w:cs="Calibri" w:eastAsia="Calibri" w:hAnsi="Calibri"/>
+          <w:i/>
+          <w:iCs/>
+          <w:color w:val="B02A1F"/>
+          <w:sz w:val="17"/>
+          <w:szCs w:val="17"/>
+        </w:rPr>
+        <w:t xml:space="preserve">FILL-IN RULE — every item in the bracketed row above is named by this job description but is not evidenced anywhere in your source resume. Keep only what you have genuinely shipped with and could be questioned on for twenty minutes; delete the rest, then delete the row label itself. Do not soften an entry to "exposure to".</w:t>
       </w:r>
     </w:p>
     <w:p>
@@ -532,7 +753,66 @@
           <w:sz w:val="20"/>
           <w:szCs w:val="20"/>
         </w:rPr>
-        <w:t xml:space="preserve"> and Java.</w:t>
+        <w:t xml:space="preserve"> and </w:t>
+      </w:r>
+      <w:r>
+        <w:rPr>
+          <w:rFonts w:ascii="Calibri" w:cs="Calibri" w:eastAsia="Calibri" w:hAnsi="Calibri"/>
+          <w:color w:val="3D4451"/>
+          <w:sz w:val="20"/>
+          <w:szCs w:val="20"/>
+          <w:highlight w:val="yellow"/>
+          <w:highlightCs w:val="yellow"/>
+        </w:rPr>
+        <w:t xml:space="preserve">Java</w:t>
+      </w:r>
+      <w:r>
+        <w:rPr>
+          <w:rFonts w:ascii="Calibri" w:cs="Calibri" w:eastAsia="Calibri" w:hAnsi="Calibri"/>
+          <w:color w:val="3D4451"/>
+          <w:sz w:val="20"/>
+          <w:szCs w:val="20"/>
+        </w:rPr>
+        <w:t xml:space="preserve">.</w:t>
+      </w:r>
+    </w:p>
+    <w:p>
+      <w:pPr>
+        <w:pStyle w:val="ListParagraph"/>
+        <w:numPr>
+          <w:ilvl w:val="0"/>
+          <w:numId w:val="2"/>
+        </w:numPr>
+        <w:spacing w:after="55" w:line="250"/>
+      </w:pPr>
+      <w:r>
+        <w:rPr>
+          <w:rFonts w:ascii="Calibri" w:cs="Calibri" w:eastAsia="Calibri" w:hAnsi="Calibri"/>
+          <w:color w:val="3D4451"/>
+          <w:sz w:val="20"/>
+          <w:szCs w:val="20"/>
+        </w:rPr>
+        <w:t xml:space="preserve">Use </w:t>
+      </w:r>
+      <w:r>
+        <w:rPr>
+          <w:rFonts w:ascii="Calibri" w:cs="Calibri" w:eastAsia="Calibri" w:hAnsi="Calibri"/>
+          <w:color w:val="3D4451"/>
+          <w:sz w:val="20"/>
+          <w:szCs w:val="20"/>
+          <w:highlight w:val="yellow"/>
+          <w:highlightCs w:val="yellow"/>
+        </w:rPr>
+        <w:t xml:space="preserve">Gradle</w:t>
+      </w:r>
+      <w:r>
+        <w:rPr>
+          <w:rFonts w:ascii="Calibri" w:cs="Calibri" w:eastAsia="Calibri" w:hAnsi="Calibri"/>
+          <w:color w:val="3D4451"/>
+          <w:sz w:val="20"/>
+          <w:szCs w:val="20"/>
+        </w:rPr>
+        <w:t xml:space="preserve"> as the build management tool and Jenkins for CI/CD.</w:t>
       </w:r>
     </w:p>
     <w:p>
@@ -590,25 +870,6 @@
           <w:szCs w:val="20"/>
         </w:rPr>
         <w:t xml:space="preserve">Write and maintain test cases for Zertificon applications in the TestRail test case management tool.</w:t>
-      </w:r>
-    </w:p>
-    <w:p>
-      <w:pPr>
-        <w:pStyle w:val="ListParagraph"/>
-        <w:numPr>
-          <w:ilvl w:val="0"/>
-          <w:numId w:val="2"/>
-        </w:numPr>
-        <w:spacing w:after="55" w:line="250"/>
-      </w:pPr>
-      <w:r>
-        <w:rPr>
-          <w:rFonts w:ascii="Calibri" w:cs="Calibri" w:eastAsia="Calibri" w:hAnsi="Calibri"/>
-          <w:color w:val="3D4451"/>
-          <w:sz w:val="20"/>
-          <w:szCs w:val="20"/>
-        </w:rPr>
-        <w:t xml:space="preserve">Use Gradle as the build management tool and Jenkins for CI/CD.</w:t>
       </w:r>
     </w:p>
     <w:p>
@@ -696,26 +957,7 @@
           <w:sz w:val="20"/>
           <w:szCs w:val="20"/>
         </w:rPr>
-        <w:t xml:space="preserve">Designed a test automation framework using Selenium, Java, and TestNG for the in-car infotainment app.</w:t>
-      </w:r>
-    </w:p>
-    <w:p>
-      <w:pPr>
-        <w:pStyle w:val="ListParagraph"/>
-        <w:numPr>
-          <w:ilvl w:val="0"/>
-          <w:numId w:val="2"/>
-        </w:numPr>
-        <w:spacing w:after="55" w:line="250"/>
-      </w:pPr>
-      <w:r>
-        <w:rPr>
-          <w:rFonts w:ascii="Calibri" w:cs="Calibri" w:eastAsia="Calibri" w:hAnsi="Calibri"/>
-          <w:color w:val="3D4451"/>
-          <w:sz w:val="20"/>
-          <w:szCs w:val="20"/>
-        </w:rPr>
-        <w:t xml:space="preserve">Automated infotainment system backend </w:t>
+        <w:t xml:space="preserve">Designed a test automation framework using Selenium, Java, and </w:t>
       </w:r>
       <w:r>
         <w:rPr>
@@ -726,16 +968,35 @@
           <w:highlight w:val="yellow"/>
           <w:highlightCs w:val="yellow"/>
         </w:rPr>
-        <w:t xml:space="preserve">API</w:t>
-      </w:r>
-      <w:r>
-        <w:rPr>
-          <w:rFonts w:ascii="Calibri" w:cs="Calibri" w:eastAsia="Calibri" w:hAnsi="Calibri"/>
-          <w:color w:val="3D4451"/>
-          <w:sz w:val="20"/>
-          <w:szCs w:val="20"/>
-        </w:rPr>
-        <w:t xml:space="preserve">s using the </w:t>
+        <w:t xml:space="preserve">TestNG</w:t>
+      </w:r>
+      <w:r>
+        <w:rPr>
+          <w:rFonts w:ascii="Calibri" w:cs="Calibri" w:eastAsia="Calibri" w:hAnsi="Calibri"/>
+          <w:color w:val="3D4451"/>
+          <w:sz w:val="20"/>
+          <w:szCs w:val="20"/>
+        </w:rPr>
+        <w:t xml:space="preserve"> for the in-car infotainment app.</w:t>
+      </w:r>
+    </w:p>
+    <w:p>
+      <w:pPr>
+        <w:pStyle w:val="ListParagraph"/>
+        <w:numPr>
+          <w:ilvl w:val="0"/>
+          <w:numId w:val="2"/>
+        </w:numPr>
+        <w:spacing w:after="55" w:line="250"/>
+      </w:pPr>
+      <w:r>
+        <w:rPr>
+          <w:rFonts w:ascii="Calibri" w:cs="Calibri" w:eastAsia="Calibri" w:hAnsi="Calibri"/>
+          <w:color w:val="3D4451"/>
+          <w:sz w:val="20"/>
+          <w:szCs w:val="20"/>
+        </w:rPr>
+        <w:t xml:space="preserve">Automated infotainment system backend </w:t>
       </w:r>
       <w:r>
         <w:rPr>
@@ -746,16 +1007,16 @@
           <w:highlight w:val="yellow"/>
           <w:highlightCs w:val="yellow"/>
         </w:rPr>
-        <w:t xml:space="preserve">REST Assured</w:t>
-      </w:r>
-      <w:r>
-        <w:rPr>
-          <w:rFonts w:ascii="Calibri" w:cs="Calibri" w:eastAsia="Calibri" w:hAnsi="Calibri"/>
-          <w:color w:val="3D4451"/>
-          <w:sz w:val="20"/>
-          <w:szCs w:val="20"/>
-        </w:rPr>
-        <w:t xml:space="preserve"> framework and </w:t>
+        <w:t xml:space="preserve">API</w:t>
+      </w:r>
+      <w:r>
+        <w:rPr>
+          <w:rFonts w:ascii="Calibri" w:cs="Calibri" w:eastAsia="Calibri" w:hAnsi="Calibri"/>
+          <w:color w:val="3D4451"/>
+          <w:sz w:val="20"/>
+          <w:szCs w:val="20"/>
+        </w:rPr>
+        <w:t xml:space="preserve">s using the </w:t>
       </w:r>
       <w:r>
         <w:rPr>
@@ -766,6 +1027,26 @@
           <w:highlight w:val="yellow"/>
           <w:highlightCs w:val="yellow"/>
         </w:rPr>
+        <w:t xml:space="preserve">REST Assured</w:t>
+      </w:r>
+      <w:r>
+        <w:rPr>
+          <w:rFonts w:ascii="Calibri" w:cs="Calibri" w:eastAsia="Calibri" w:hAnsi="Calibri"/>
+          <w:color w:val="3D4451"/>
+          <w:sz w:val="20"/>
+          <w:szCs w:val="20"/>
+        </w:rPr>
+        <w:t xml:space="preserve"> framework and </w:t>
+      </w:r>
+      <w:r>
+        <w:rPr>
+          <w:rFonts w:ascii="Calibri" w:cs="Calibri" w:eastAsia="Calibri" w:hAnsi="Calibri"/>
+          <w:color w:val="3D4451"/>
+          <w:sz w:val="20"/>
+          <w:szCs w:val="20"/>
+          <w:highlight w:val="yellow"/>
+          <w:highlightCs w:val="yellow"/>
+        </w:rPr>
         <w:t xml:space="preserve">Postman</w:t>
       </w:r>
       <w:r>
@@ -794,6 +1075,45 @@
           <w:sz w:val="20"/>
           <w:szCs w:val="20"/>
         </w:rPr>
+        <w:t xml:space="preserve">Used </w:t>
+      </w:r>
+      <w:r>
+        <w:rPr>
+          <w:rFonts w:ascii="Calibri" w:cs="Calibri" w:eastAsia="Calibri" w:hAnsi="Calibri"/>
+          <w:color w:val="3D4451"/>
+          <w:sz w:val="20"/>
+          <w:szCs w:val="20"/>
+          <w:highlight w:val="yellow"/>
+          <w:highlightCs w:val="yellow"/>
+        </w:rPr>
+        <w:t xml:space="preserve">Maven</w:t>
+      </w:r>
+      <w:r>
+        <w:rPr>
+          <w:rFonts w:ascii="Calibri" w:cs="Calibri" w:eastAsia="Calibri" w:hAnsi="Calibri"/>
+          <w:color w:val="3D4451"/>
+          <w:sz w:val="20"/>
+          <w:szCs w:val="20"/>
+        </w:rPr>
+        <w:t xml:space="preserve"> as the build management tool and Jenkins / Travis CI for continuous integration.</w:t>
+      </w:r>
+    </w:p>
+    <w:p>
+      <w:pPr>
+        <w:pStyle w:val="ListParagraph"/>
+        <w:numPr>
+          <w:ilvl w:val="0"/>
+          <w:numId w:val="2"/>
+        </w:numPr>
+        <w:spacing w:after="55" w:line="250"/>
+      </w:pPr>
+      <w:r>
+        <w:rPr>
+          <w:rFonts w:ascii="Calibri" w:cs="Calibri" w:eastAsia="Calibri" w:hAnsi="Calibri"/>
+          <w:color w:val="3D4451"/>
+          <w:sz w:val="20"/>
+          <w:szCs w:val="20"/>
+        </w:rPr>
         <w:t xml:space="preserve">Owned testing of the Volkswagen in-car infotainment app "We Experience" for the VW Passat and VW Golf as the sole QA resource on the product.</w:t>
       </w:r>
     </w:p>
@@ -814,25 +1134,6 @@
           <w:szCs w:val="20"/>
         </w:rPr>
         <w:t xml:space="preserve">Analyzed real-time app performance while driving the vehicle and debugged logs from the car's backend systems.</w:t>
-      </w:r>
-    </w:p>
-    <w:p>
-      <w:pPr>
-        <w:pStyle w:val="ListParagraph"/>
-        <w:numPr>
-          <w:ilvl w:val="0"/>
-          <w:numId w:val="2"/>
-        </w:numPr>
-        <w:spacing w:after="55" w:line="250"/>
-      </w:pPr>
-      <w:r>
-        <w:rPr>
-          <w:rFonts w:ascii="Calibri" w:cs="Calibri" w:eastAsia="Calibri" w:hAnsi="Calibri"/>
-          <w:color w:val="3D4451"/>
-          <w:sz w:val="20"/>
-          <w:szCs w:val="20"/>
-        </w:rPr>
-        <w:t xml:space="preserve">Used Maven as the build management tool and Jenkins / Travis CI for continuous integration.</w:t>
       </w:r>
     </w:p>
     <w:p>
@@ -958,26 +1259,26 @@
           <w:sz w:val="20"/>
           <w:szCs w:val="20"/>
         </w:rPr>
+        <w:t xml:space="preserve">Developed automation scripts using TestNG and ran automated test suites in Jenkins.</w:t>
+      </w:r>
+    </w:p>
+    <w:p>
+      <w:pPr>
+        <w:pStyle w:val="ListParagraph"/>
+        <w:numPr>
+          <w:ilvl w:val="0"/>
+          <w:numId w:val="2"/>
+        </w:numPr>
+        <w:spacing w:after="55" w:line="250"/>
+      </w:pPr>
+      <w:r>
+        <w:rPr>
+          <w:rFonts w:ascii="Calibri" w:cs="Calibri" w:eastAsia="Calibri" w:hAnsi="Calibri"/>
+          <w:color w:val="3D4451"/>
+          <w:sz w:val="20"/>
+          <w:szCs w:val="20"/>
+        </w:rPr>
         <w:t xml:space="preserve">Owned testing for all 13 e-commerce shops across Europe as the sole QA engineer.</w:t>
-      </w:r>
-    </w:p>
-    <w:p>
-      <w:pPr>
-        <w:pStyle w:val="ListParagraph"/>
-        <w:numPr>
-          <w:ilvl w:val="0"/>
-          <w:numId w:val="2"/>
-        </w:numPr>
-        <w:spacing w:after="55" w:line="250"/>
-      </w:pPr>
-      <w:r>
-        <w:rPr>
-          <w:rFonts w:ascii="Calibri" w:cs="Calibri" w:eastAsia="Calibri" w:hAnsi="Calibri"/>
-          <w:color w:val="3D4451"/>
-          <w:sz w:val="20"/>
-          <w:szCs w:val="20"/>
-        </w:rPr>
-        <w:t xml:space="preserve">Developed automation scripts using TestNG and ran automated test suites in Jenkins.</w:t>
       </w:r>
     </w:p>
     <w:p>
